--- a/docs/Assignment_Cover_Page_Group_2.docx
+++ b/docs/Assignment_Cover_Page_Group_2.docx
@@ -636,7 +636,7 @@
           <w:sz w:val="24"/>
           <w:szCs w:val="24"/>
         </w:rPr>
-        <w:t>28.09.2026</w:t>
+        <w:t>12.10.2026</w:t>
       </w:r>
     </w:p>
     <w:sectPr>
